--- a/Laborator 2.docx
+++ b/Laborator 2.docx
@@ -161,7 +161,10 @@
       </w:r>
       <w:proofErr w:type="spellEnd"/>
       <w:r>
-        <w:t xml:space="preserve"> nr.1</w:t>
+        <w:t xml:space="preserve"> nr.</w:t>
+      </w:r>
+      <w:r>
+        <w:t>2</w:t>
       </w:r>
     </w:p>
     <w:p/>
@@ -232,9 +235,271 @@
       </w:r>
     </w:p>
     <w:p/>
+    <w:p>
+      <w:r>
+        <w:lastRenderedPageBreak/>
+        <w:t xml:space="preserve">Am </w:t>
+      </w:r>
+      <w:proofErr w:type="spellStart"/>
+      <w:r>
+        <w:t>creat</w:t>
+      </w:r>
+      <w:proofErr w:type="spellEnd"/>
+      <w:r>
+        <w:t xml:space="preserve"> </w:t>
+      </w:r>
+      <w:r>
+        <w:t xml:space="preserve">un </w:t>
+      </w:r>
+      <w:proofErr w:type="spellStart"/>
+      <w:r>
+        <w:t>cont</w:t>
+      </w:r>
+      <w:proofErr w:type="spellEnd"/>
+      <w:r>
+        <w:t xml:space="preserve"> pe GitHub</w:t>
+      </w:r>
+      <w:r>
+        <w:t xml:space="preserve"> </w:t>
+      </w:r>
+      <w:proofErr w:type="spellStart"/>
+      <w:r>
+        <w:t>si</w:t>
+      </w:r>
+      <w:proofErr w:type="spellEnd"/>
+      <w:r>
+        <w:t xml:space="preserve"> am </w:t>
+      </w:r>
+      <w:proofErr w:type="spellStart"/>
+      <w:r>
+        <w:t>adaugat</w:t>
+      </w:r>
+      <w:proofErr w:type="spellEnd"/>
+      <w:r>
+        <w:t xml:space="preserve"> un </w:t>
+      </w:r>
+      <w:proofErr w:type="spellStart"/>
+      <w:r>
+        <w:t>repozitoriu</w:t>
+      </w:r>
+      <w:proofErr w:type="spellEnd"/>
+    </w:p>
+    <w:p>
+      <w:r>
+        <w:rPr>
+          <w:noProof/>
+        </w:rPr>
+        <w:drawing>
+          <wp:inline distT="0" distB="0" distL="0" distR="0" wp14:anchorId="08CCF864" wp14:editId="4119F0EB">
+            <wp:extent cx="4099560" cy="2430780"/>
+            <wp:effectExtent l="0" t="0" r="0" b="7620"/>
+            <wp:docPr id="1909637762" name="Picture 1"/>
+            <wp:cNvGraphicFramePr>
+              <a:graphicFrameLocks xmlns:a="http://schemas.openxmlformats.org/drawingml/2006/main" noChangeAspect="1"/>
+            </wp:cNvGraphicFramePr>
+            <a:graphic xmlns:a="http://schemas.openxmlformats.org/drawingml/2006/main">
+              <a:graphicData uri="http://schemas.openxmlformats.org/drawingml/2006/picture">
+                <pic:pic xmlns:pic="http://schemas.openxmlformats.org/drawingml/2006/picture">
+                  <pic:nvPicPr>
+                    <pic:cNvPr id="1909637762" name="Picture 1909637762"/>
+                    <pic:cNvPicPr/>
+                  </pic:nvPicPr>
+                  <pic:blipFill rotWithShape="1">
+                    <a:blip r:embed="rId4" cstate="print">
+                      <a:extLst>
+                        <a:ext uri="{28A0092B-C50C-407E-A947-70E740481C1C}">
+                          <a14:useLocalDpi xmlns:a14="http://schemas.microsoft.com/office/drawing/2010/main" val="0"/>
+                        </a:ext>
+                      </a:extLst>
+                    </a:blip>
+                    <a:srcRect l="1150" t="11853" r="30140" b="15441"/>
+                    <a:stretch>
+                      <a:fillRect/>
+                    </a:stretch>
+                  </pic:blipFill>
+                  <pic:spPr bwMode="auto">
+                    <a:xfrm>
+                      <a:off x="0" y="0"/>
+                      <a:ext cx="4099560" cy="2430780"/>
+                    </a:xfrm>
+                    <a:prstGeom prst="rect">
+                      <a:avLst/>
+                    </a:prstGeom>
+                    <a:ln>
+                      <a:noFill/>
+                    </a:ln>
+                    <a:extLst>
+                      <a:ext uri="{53640926-AAD7-44D8-BBD7-CCE9431645EC}">
+                        <a14:shadowObscured xmlns:a14="http://schemas.microsoft.com/office/drawing/2010/main"/>
+                      </a:ext>
+                    </a:extLst>
+                  </pic:spPr>
+                </pic:pic>
+              </a:graphicData>
+            </a:graphic>
+          </wp:inline>
+        </w:drawing>
+      </w:r>
+    </w:p>
     <w:p/>
     <w:p/>
-    <w:p/>
+    <w:p>
+      <w:r>
+        <w:t xml:space="preserve">Am </w:t>
+      </w:r>
+      <w:proofErr w:type="spellStart"/>
+      <w:r>
+        <w:t>creat</w:t>
+      </w:r>
+      <w:proofErr w:type="spellEnd"/>
+      <w:r>
+        <w:t xml:space="preserve"> o </w:t>
+      </w:r>
+      <w:proofErr w:type="spellStart"/>
+      <w:r>
+        <w:t>clona</w:t>
+      </w:r>
+      <w:proofErr w:type="spellEnd"/>
+      <w:r>
+        <w:t xml:space="preserve"> </w:t>
+      </w:r>
+      <w:proofErr w:type="spellStart"/>
+      <w:r>
+        <w:t>si</w:t>
+      </w:r>
+      <w:proofErr w:type="spellEnd"/>
+      <w:r>
+        <w:t xml:space="preserve"> am </w:t>
+      </w:r>
+      <w:proofErr w:type="spellStart"/>
+      <w:r>
+        <w:t>facut</w:t>
+      </w:r>
+      <w:proofErr w:type="spellEnd"/>
+      <w:r>
+        <w:t xml:space="preserve"> </w:t>
+      </w:r>
+      <w:proofErr w:type="spellStart"/>
+      <w:r>
+        <w:t>modificari</w:t>
+      </w:r>
+      <w:proofErr w:type="spellEnd"/>
+    </w:p>
+    <w:p>
+      <w:r>
+        <w:rPr>
+          <w:noProof/>
+        </w:rPr>
+        <w:drawing>
+          <wp:inline distT="0" distB="0" distL="0" distR="0" wp14:anchorId="366DBF93" wp14:editId="046F68F3">
+            <wp:extent cx="4983480" cy="2979420"/>
+            <wp:effectExtent l="0" t="0" r="7620" b="0"/>
+            <wp:docPr id="1862127249" name="Picture 3"/>
+            <wp:cNvGraphicFramePr>
+              <a:graphicFrameLocks xmlns:a="http://schemas.openxmlformats.org/drawingml/2006/main" noChangeAspect="1"/>
+            </wp:cNvGraphicFramePr>
+            <a:graphic xmlns:a="http://schemas.openxmlformats.org/drawingml/2006/main">
+              <a:graphicData uri="http://schemas.openxmlformats.org/drawingml/2006/picture">
+                <pic:pic xmlns:pic="http://schemas.openxmlformats.org/drawingml/2006/picture">
+                  <pic:nvPicPr>
+                    <pic:cNvPr id="1862127249" name="Picture 1862127249"/>
+                    <pic:cNvPicPr/>
+                  </pic:nvPicPr>
+                  <pic:blipFill rotWithShape="1">
+                    <a:blip r:embed="rId5" cstate="print">
+                      <a:extLst>
+                        <a:ext uri="{28A0092B-C50C-407E-A947-70E740481C1C}">
+                          <a14:useLocalDpi xmlns:a14="http://schemas.microsoft.com/office/drawing/2010/main" val="0"/>
+                        </a:ext>
+                      </a:extLst>
+                    </a:blip>
+                    <a:srcRect r="12445" b="6942"/>
+                    <a:stretch>
+                      <a:fillRect/>
+                    </a:stretch>
+                  </pic:blipFill>
+                  <pic:spPr bwMode="auto">
+                    <a:xfrm>
+                      <a:off x="0" y="0"/>
+                      <a:ext cx="4990620" cy="2983689"/>
+                    </a:xfrm>
+                    <a:prstGeom prst="rect">
+                      <a:avLst/>
+                    </a:prstGeom>
+                    <a:ln>
+                      <a:noFill/>
+                    </a:ln>
+                    <a:extLst>
+                      <a:ext uri="{53640926-AAD7-44D8-BBD7-CCE9431645EC}">
+                        <a14:shadowObscured xmlns:a14="http://schemas.microsoft.com/office/drawing/2010/main"/>
+                      </a:ext>
+                    </a:extLst>
+                  </pic:spPr>
+                </pic:pic>
+              </a:graphicData>
+            </a:graphic>
+          </wp:inline>
+        </w:drawing>
+      </w:r>
+    </w:p>
+    <w:p>
+      <w:r>
+        <w:rPr>
+          <w:noProof/>
+        </w:rPr>
+        <w:lastRenderedPageBreak/>
+        <w:drawing>
+          <wp:inline distT="0" distB="0" distL="0" distR="0" wp14:anchorId="2FEB8661" wp14:editId="68DD14AF">
+            <wp:extent cx="5227320" cy="3002280"/>
+            <wp:effectExtent l="0" t="0" r="0" b="7620"/>
+            <wp:docPr id="1109992346" name="Picture 5"/>
+            <wp:cNvGraphicFramePr>
+              <a:graphicFrameLocks xmlns:a="http://schemas.openxmlformats.org/drawingml/2006/main" noChangeAspect="1"/>
+            </wp:cNvGraphicFramePr>
+            <a:graphic xmlns:a="http://schemas.openxmlformats.org/drawingml/2006/main">
+              <a:graphicData uri="http://schemas.openxmlformats.org/drawingml/2006/picture">
+                <pic:pic xmlns:pic="http://schemas.openxmlformats.org/drawingml/2006/picture">
+                  <pic:nvPicPr>
+                    <pic:cNvPr id="1109992346" name="Picture 1109992346"/>
+                    <pic:cNvPicPr/>
+                  </pic:nvPicPr>
+                  <pic:blipFill rotWithShape="1">
+                    <a:blip r:embed="rId6" cstate="print">
+                      <a:extLst>
+                        <a:ext uri="{28A0092B-C50C-407E-A947-70E740481C1C}">
+                          <a14:useLocalDpi xmlns:a14="http://schemas.microsoft.com/office/drawing/2010/main" val="0"/>
+                        </a:ext>
+                      </a:extLst>
+                    </a:blip>
+                    <a:srcRect t="3191" r="12051" b="7008"/>
+                    <a:stretch>
+                      <a:fillRect/>
+                    </a:stretch>
+                  </pic:blipFill>
+                  <pic:spPr bwMode="auto">
+                    <a:xfrm>
+                      <a:off x="0" y="0"/>
+                      <a:ext cx="5227320" cy="3002280"/>
+                    </a:xfrm>
+                    <a:prstGeom prst="rect">
+                      <a:avLst/>
+                    </a:prstGeom>
+                    <a:ln>
+                      <a:noFill/>
+                    </a:ln>
+                    <a:extLst>
+                      <a:ext uri="{53640926-AAD7-44D8-BBD7-CCE9431645EC}">
+                        <a14:shadowObscured xmlns:a14="http://schemas.microsoft.com/office/drawing/2010/main"/>
+                      </a:ext>
+                    </a:extLst>
+                  </pic:spPr>
+                </pic:pic>
+              </a:graphicData>
+            </a:graphic>
+          </wp:inline>
+        </w:drawing>
+      </w:r>
+    </w:p>
     <w:sectPr>
       <w:pgSz w:w="12240" w:h="15840"/>
       <w:pgMar w:top="1440" w:right="1440" w:bottom="1440" w:left="1440" w:header="720" w:footer="720" w:gutter="0"/>
@@ -848,6 +1113,7 @@
   <w:style w:type="character" w:default="1" w:styleId="DefaultParagraphFont">
     <w:name w:val="Default Paragraph Font"/>
     <w:uiPriority w:val="1"/>
+    <w:semiHidden/>
     <w:unhideWhenUsed/>
   </w:style>
   <w:style w:type="table" w:default="1" w:styleId="TableNormal">
